--- a/consulenza-normativa-ai/modelli/06-report-finale-adeguamento.docx
+++ b/consulenza-normativa-ai/modelli/06-report-finale-adeguamento.docx
@@ -524,7 +524,90 @@
           <w:sz w:val="26"/>
           <w:szCs w:val="26"/>
         </w:rPr>
-        <w:t xml:space="preserve">6. Stato di conformità raggiunto</w:t>
+        <w:t xml:space="preserve">6. Decisioni sul personale assistite da AI</w:t>
+      </w:r>
+    </w:p>
+    <w:p>
+      <w:pPr>
+        <w:spacing w:after="160"/>
+      </w:pPr>
+      <w:r>
+        <w:rPr>
+          <w:sz w:val="22"/>
+          <w:szCs w:val="22"/>
+        </w:rPr>
+        <w:t xml:space="preserve">L’azienda usa sistemi AI per decisioni su costituzione, modifica o risoluzione di rapporti di lavoro (inclusi provvedimenti disciplinari e valutazioni)? </w:t>
+      </w:r>
+      <w:r>
+        <w:rPr>
+          <w:i/>
+          <w:iCs/>
+          <w:color w:val="A04B2E"/>
+          <w:sz w:val="22"/>
+          <w:szCs w:val="22"/>
+        </w:rPr>
+        <w:t xml:space="preserve">[sì/no]</w:t>
+      </w:r>
+    </w:p>
+    <w:p>
+      <w:pPr>
+        <w:spacing w:after="160"/>
+      </w:pPr>
+      <w:r>
+        <w:rPr>
+          <w:sz w:val="22"/>
+          <w:szCs w:val="22"/>
+        </w:rPr>
+        <w:t xml:space="preserve">Se sì: verificato che la decisione finale resti sempre a una persona fisica, come richiesto dall’art. 41, D.Lgs 179/2026 (pena la nullità della decisione): </w:t>
+      </w:r>
+      <w:r>
+        <w:rPr>
+          <w:i/>
+          <w:iCs/>
+          <w:color w:val="A04B2E"/>
+          <w:sz w:val="22"/>
+          <w:szCs w:val="22"/>
+        </w:rPr>
+        <w:t xml:space="preserve">[ ]</w:t>
+      </w:r>
+    </w:p>
+    <w:p>
+      <w:pPr>
+        <w:spacing w:after="160"/>
+      </w:pPr>
+      <w:r>
+        <w:rPr>
+          <w:sz w:val="22"/>
+          <w:szCs w:val="22"/>
+        </w:rPr>
+        <w:t xml:space="preserve">Uso di AI che incide su organizzazione del lavoro, ritmi o sicurezza, segnalato per l’aggiornamento del DVR (art. 42, D.Lgs 179/2026): </w:t>
+      </w:r>
+      <w:r>
+        <w:rPr>
+          <w:i/>
+          <w:iCs/>
+          <w:color w:val="A04B2E"/>
+          <w:sz w:val="22"/>
+          <w:szCs w:val="22"/>
+        </w:rPr>
+        <w:t xml:space="preserve">[ ]</w:t>
+      </w:r>
+    </w:p>
+    <w:p>
+      <w:pPr>
+        <w:pStyle w:val="Heading2"/>
+        <w:spacing w:after="100" w:before="280"/>
+      </w:pPr>
+      <w:r>
+        <w:rPr>
+          <w:rFonts w:ascii="Georgia" w:cs="Georgia" w:eastAsia="Georgia" w:hAnsi="Georgia"/>
+          <w:b/>
+          <w:bCs/>
+          <w:color w:val="16324F"/>
+          <w:sz w:val="26"/>
+          <w:szCs w:val="26"/>
+        </w:rPr>
+        <w:t xml:space="preserve">7. Stato di conformità raggiunto</w:t>
       </w:r>
     </w:p>
     <w:tbl>
@@ -900,7 +983,7 @@
           <w:sz w:val="26"/>
           <w:szCs w:val="26"/>
         </w:rPr>
-        <w:t xml:space="preserve">7. Raccomandazioni e prossimi passi</w:t>
+        <w:t xml:space="preserve">8. Raccomandazioni e prossimi passi</w:t>
       </w:r>
     </w:p>
     <w:p>
@@ -980,7 +1063,7 @@
           <w:sz w:val="26"/>
           <w:szCs w:val="26"/>
         </w:rPr>
-        <w:t xml:space="preserve">8. Presidio continuativo</w:t>
+        <w:t xml:space="preserve">9. Presidio continuativo</w:t>
       </w:r>
     </w:p>
     <w:p>
